--- a/downloads/teacher/05 Materials/Unit 01/Slides/Slides 01.11 - Label Detective.docx
+++ b/downloads/teacher/05 Materials/Unit 01/Slides/Slides 01.11 - Label Detective.docx
@@ -518,15 +518,6 @@
       <w:r>
         <w:t xml:space="preserve">This bag has ______ servings.</w:t>
       </w:r>
-      <w:r>
-        <w:t xml:space="preserve"> </w:t>
-      </w:r>
-      <w:r>
-        <w:rPr>
-          <w:rStyle w:val="TeacherNote"/>
-        </w:rPr>
-        <w:t xml:space="preserve">[Sal: your poster label.]</w:t>
-      </w:r>
     </w:p>
     <w:p>
       <w:pPr>
@@ -1200,15 +1191,6 @@
       <w:r>
         <w:t xml:space="preserve">says the agency has a longstanding policy but no formal definition.</w:t>
       </w:r>
-      <w:r>
-        <w:t xml:space="preserve"> </w:t>
-      </w:r>
-      <w:r>
-        <w:rPr>
-          <w:rStyle w:val="TeacherNote"/>
-        </w:rPr>
-        <w:t xml:space="preserve">[Sal: check for a 2025 or 2026 update.]</w:t>
-      </w:r>
     </w:p>
     <w:p>
       <w:pPr>
@@ -1792,7 +1774,7 @@
         <w:pStyle w:val="Compact"/>
       </w:pPr>
       <w:r>
-        <w:t xml:space="preserve">Here is the back of the box. [Show the label and the ingredient list from the handout.]</w:t>
+        <w:t xml:space="preserve">Here is the back of the box: the label and the ingredient list from the handout.</w:t>
       </w:r>
     </w:p>
     <w:p>
